--- a/arbeitsblatt-feldstaerke.docx
+++ b/arbeitsblatt-feldstaerke.docx
@@ -363,6 +363,56 @@
                 <w:color w:val="C00000"/>
                 <w:sz w:val="20"/>
               </w:rPr>
+              <w:t>Messdaten</w:t>
+            </w:r>
+          </w:p>
+        </w:tc>
+        <w:tc>
+          <w:tcPr>
+            <w:tcW w:type="dxa" w:w="3118"/>
+            <w:tcBorders>
+              <w:top w:val="single" w:sz="4" w:space="0" w:color="D0D0D0"/>
+              <w:left w:val="single" w:sz="4" w:space="0" w:color="D0D0D0"/>
+              <w:bottom w:val="single" w:sz="4" w:space="0" w:color="D0D0D0"/>
+              <w:right w:val="single" w:sz="4" w:space="0" w:color="D0D0D0"/>
+            </w:tcBorders>
+          </w:tcPr>
+          <w:p>
+            <w:pPr>
+              <w:spacing w:after="20"/>
+            </w:pPr>
+            <w:r>
+              <w:rPr>
+                <w:b/>
+                <w:color w:val="C00000"/>
+                <w:sz w:val="20"/>
+              </w:rPr>
+              <w:t>auf „Ideale Daten“ stellen</w:t>
+            </w:r>
+          </w:p>
+        </w:tc>
+      </w:tr>
+      <w:tr>
+        <w:tc>
+          <w:tcPr>
+            <w:tcW w:type="dxa" w:w="3118"/>
+            <w:tcBorders>
+              <w:top w:val="single" w:sz="4" w:space="0" w:color="D0D0D0"/>
+              <w:left w:val="single" w:sz="4" w:space="0" w:color="D0D0D0"/>
+              <w:bottom w:val="single" w:sz="4" w:space="0" w:color="D0D0D0"/>
+              <w:right w:val="single" w:sz="4" w:space="0" w:color="D0D0D0"/>
+            </w:tcBorders>
+          </w:tcPr>
+          <w:p>
+            <w:pPr>
+              <w:spacing w:after="20"/>
+            </w:pPr>
+            <w:r>
+              <w:rPr>
+                <w:b w:val="0"/>
+                <w:color w:val="C00000"/>
+                <w:sz w:val="20"/>
+              </w:rPr>
               <w:t>Feldstärke E ausblenden</w:t>
             </w:r>
           </w:p>
@@ -404,7 +454,7 @@
           <w:color w:val="555555"/>
           <w:sz w:val="20"/>
         </w:rPr>
-        <w:t>Diese drei Einstellungen dürfen während der gesamten Messreihe nicht mehr verändert werden – sonst vergleichst du Messwerte aus verschiedenen Feldern.</w:t>
+        <w:t>Die Simulation startet mit realen, also fehlerbehafteten Messwerten. Für die Abschnitte 1 bis 6 stellst du zuerst auf „Ideale Daten“ um. Danach dürfen die Einstellungen während der ganzen Messreihe nicht mehr verändert werden.</w:t>
       </w:r>
     </w:p>
     <w:p>
